--- a/src/Tests/Inputs/resumes/11/input.docx
+++ b/src/Tests/Inputs/resumes/11/input.docx
@@ -1,8 +1,8 @@
 
 <file path=word/document.xml><?xml version="1.0" encoding="utf-8"?>
-<w:document xmlns:wpc="http://schemas.microsoft.com/office/word/2010/wordprocessingCanvas" xmlns:cx="http://schemas.microsoft.com/office/drawing/2014/chartex" xmlns:cx1="http://schemas.microsoft.com/office/drawing/2015/9/8/chartex" xmlns:cx2="http://schemas.microsoft.com/office/drawing/2015/10/21/chartex" xmlns:cx3="http://schemas.microsoft.com/office/drawing/2016/5/9/chartex" xmlns:cx4="http://schemas.microsoft.com/office/drawing/2016/5/10/chartex" xmlns:cx5="http://schemas.microsoft.com/office/drawing/2016/5/11/chartex" xmlns:cx6="http://schemas.microsoft.com/office/drawing/2016/5/12/chartex" xmlns:cx7="http://schemas.microsoft.com/office/drawing/2016/5/13/chartex" xmlns:cx8="http://schemas.microsoft.com/office/drawing/2016/5/14/chartex" xmlns:mc="http://schemas.openxmlformats.org/markup-compatibility/2006" xmlns:aink="http://schemas.microsoft.com/office/drawing/2016/ink" xmlns:am3d="http://schemas.microsoft.com/office/drawing/2017/model3d" xmlns:o="urn:schemas-microsoft-com:office:office" xmlns:oel="http://schemas.microsoft.com/office/2019/extlst" xmlns:r="http://schemas.openxmlformats.org/officeDocument/2006/relationships" xmlns:m="http://schemas.openxmlformats.org/officeDocument/2006/math" xmlns:v="urn:schemas-microsoft-com:vml" xmlns:wp14="http://schemas.microsoft.com/office/word/2010/wordprocessingDrawing" xmlns:wp="http://schemas.openxmlformats.org/drawingml/2006/wordprocessingDrawing" xmlns:w10="urn:schemas-microsoft-com:office:word" xmlns:w="http://schemas.openxmlformats.org/wordprocessingml/2006/main" xmlns:w14="http://schemas.microsoft.com/office/word/2010/wordml" xmlns:w15="http://schemas.microsoft.com/office/word/2012/wordml" xmlns:w16cex="http://schemas.microsoft.com/office/word/2018/wordml/cex" xmlns:w16cid="http://schemas.microsoft.com/office/word/2016/wordml/cid" xmlns:w16="http://schemas.microsoft.com/office/word/2018/wordml" xmlns:w16du="http://schemas.microsoft.com/office/word/2023/wordml/word16du" xmlns:w16sdtdh="http://schemas.microsoft.com/office/word/2020/wordml/sdtdatahash" xmlns:w16se="http://schemas.microsoft.com/office/word/2015/wordml/symex" xmlns:wpg="http://schemas.microsoft.com/office/word/2010/wordprocessingGroup" xmlns:wpi="http://schemas.microsoft.com/office/word/2010/wordprocessingInk" xmlns:wne="http://schemas.microsoft.com/office/word/2006/wordml" xmlns:wps="http://schemas.microsoft.com/office/word/2010/wordprocessingShape" mc:Ignorable="w14 w15 w16se w16cid w16 w16cex w16sdtdh wp14">
+<w:document xmlns:a="http://schemas.openxmlformats.org/drawingml/2006/main" xmlns:adec="http://schemas.microsoft.com/office/drawing/2017/decorative" xmlns:wpc="http://schemas.microsoft.com/office/word/2010/wordprocessingCanvas" xmlns:cx="http://schemas.microsoft.com/office/drawing/2014/chartex" xmlns:cx1="http://schemas.microsoft.com/office/drawing/2015/9/8/chartex" xmlns:cx2="http://schemas.microsoft.com/office/drawing/2015/10/21/chartex" xmlns:cx3="http://schemas.microsoft.com/office/drawing/2016/5/9/chartex" xmlns:cx4="http://schemas.microsoft.com/office/drawing/2016/5/10/chartex" xmlns:cx5="http://schemas.microsoft.com/office/drawing/2016/5/11/chartex" xmlns:cx6="http://schemas.microsoft.com/office/drawing/2016/5/12/chartex" xmlns:cx7="http://schemas.microsoft.com/office/drawing/2016/5/13/chartex" xmlns:cx8="http://schemas.microsoft.com/office/drawing/2016/5/14/chartex" xmlns:mc="http://schemas.openxmlformats.org/markup-compatibility/2006" xmlns:aink="http://schemas.microsoft.com/office/drawing/2016/ink" xmlns:am3d="http://schemas.microsoft.com/office/drawing/2017/model3d" xmlns:o="urn:schemas-microsoft-com:office:office" xmlns:oel="http://schemas.microsoft.com/office/2019/extlst" xmlns:r="http://schemas.openxmlformats.org/officeDocument/2006/relationships" xmlns:m="http://schemas.openxmlformats.org/officeDocument/2006/math" xmlns:v="urn:schemas-microsoft-com:vml" xmlns:wp14="http://schemas.microsoft.com/office/word/2010/wordprocessingDrawing" xmlns:wp="http://schemas.openxmlformats.org/drawingml/2006/wordprocessingDrawing" xmlns:w10="urn:schemas-microsoft-com:office:word" xmlns:w="http://schemas.openxmlformats.org/wordprocessingml/2006/main" xmlns:w14="http://schemas.microsoft.com/office/word/2010/wordml" xmlns:w15="http://schemas.microsoft.com/office/word/2012/wordml" xmlns:w16cex="http://schemas.microsoft.com/office/word/2018/wordml/cex" xmlns:w16cid="http://schemas.microsoft.com/office/word/2016/wordml/cid" xmlns:w16="http://schemas.microsoft.com/office/word/2018/wordml" xmlns:w16du="http://schemas.microsoft.com/office/word/2023/wordml/word16du" xmlns:w16sdtdh="http://schemas.microsoft.com/office/word/2020/wordml/sdtdatahash" xmlns:w16se="http://schemas.microsoft.com/office/word/2015/wordml/symex" xmlns:wpg="http://schemas.microsoft.com/office/word/2010/wordprocessingGroup" xmlns:wpi="http://schemas.microsoft.com/office/word/2010/wordprocessingInk" xmlns:wne="http://schemas.microsoft.com/office/word/2006/wordml" xmlns:wps="http://schemas.microsoft.com/office/word/2010/wordprocessingShape" mc:Ignorable="w14 w15 w16se w16cid w16 w16cex w16sdtdh wp14">
   <w:body>
-    <w:bookmarkStart w:id="0" w:name="_Hlk131061553"/>
+    <w:bookmarkStart w:name="_Hlk131061553" w:id="0"/>
     <w:p>
       <w:pPr>
         <w:pStyle w:val="Title"/>
@@ -120,7 +120,7 @@
           </mc:Choice>
           <mc:Fallback>
             <w:pict>
-              <v:line w14:anchorId="5EE79A4F" id="Straight Connector 4" o:spid="_x0000_s1026" alt="&quot;&quot;" style="visibility:visible;mso-wrap-style:square;mso-left-percent:-10001;mso-top-percent:-10001;mso-position-horizontal:absolute;mso-position-horizontal-relative:char;mso-position-vertical:absolute;mso-position-vertical-relative:line;mso-left-percent:-10001;mso-top-percent:-10001" from="0,0" to="540pt,0" o:gfxdata="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" strokecolor="black [3213]" strokeweight=".5pt">
+              <v:line id="Straight Connector 4" style="visibility:visible;mso-wrap-style:square;mso-left-percent:-10001;mso-top-percent:-10001;mso-position-horizontal:absolute;mso-position-horizontal-relative:char;mso-position-vertical:absolute;mso-position-vertical-relative:line;mso-left-percent:-10001;mso-top-percent:-10001" alt="&quot;&quot;" o:spid="_x0000_s1026" strokecolor="black [3213]" strokeweight=".5pt" o:gfxdata="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" from="0,0" to="540pt,0" w14:anchorId="5EE79A4F">
                 <v:stroke joinstyle="miter"/>
                 <w10:anchorlock/>
               </v:line>
@@ -246,7 +246,7 @@
           </mc:Choice>
           <mc:Fallback>
             <w:pict>
-              <v:line w14:anchorId="63D53D2A" id="Straight Connector 7" o:spid="_x0000_s1026" alt="&quot;&quot;" style="visibility:visible;mso-wrap-style:square;mso-left-percent:-10001;mso-top-percent:-10001;mso-position-horizontal:absolute;mso-position-horizontal-relative:char;mso-position-vertical:absolute;mso-position-vertical-relative:line;mso-left-percent:-10001;mso-top-percent:-10001" from="0,0" to="540pt,0" o:gfxdata="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" strokecolor="windowText" strokeweight=".5pt">
+              <v:line id="Straight Connector 7" style="visibility:visible;mso-wrap-style:square;mso-left-percent:-10001;mso-top-percent:-10001;mso-position-horizontal:absolute;mso-position-horizontal-relative:char;mso-position-vertical:absolute;mso-position-vertical-relative:line;mso-left-percent:-10001;mso-top-percent:-10001" alt="&quot;&quot;" o:spid="_x0000_s1026" strokecolor="windowText" strokeweight=".5pt" o:gfxdata="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" from="0,0" to="540pt,0" w14:anchorId="63D53D2A">
                 <v:stroke joinstyle="miter"/>
                 <w10:anchorlock/>
               </v:line>
@@ -642,7 +642,7 @@
           </mc:Choice>
           <mc:Fallback>
             <w:pict>
-              <v:line w14:anchorId="029E5578" id="Straight Connector 1" o:spid="_x0000_s1026" alt="&quot;&quot;" style="visibility:visible;mso-wrap-style:square;mso-left-percent:-10001;mso-top-percent:-10001;mso-position-horizontal:absolute;mso-position-horizontal-relative:char;mso-position-vertical:absolute;mso-position-vertical-relative:line;mso-left-percent:-10001;mso-top-percent:-10001" from="0,0" to="1in,0" o:gfxdata="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" strokecolor="black [3213]" strokeweight=".5pt">
+              <v:line id="Straight Connector 1" style="visibility:visible;mso-wrap-style:square;mso-left-percent:-10001;mso-top-percent:-10001;mso-position-horizontal:absolute;mso-position-horizontal-relative:char;mso-position-vertical:absolute;mso-position-vertical-relative:line;mso-left-percent:-10001;mso-top-percent:-10001" alt="&quot;&quot;" o:spid="_x0000_s1026" strokecolor="black [3213]" strokeweight=".5pt" o:gfxdata="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" from="0,0" to="1in,0" w14:anchorId="029E5578">
                 <v:stroke joinstyle="miter"/>
                 <w10:anchorlock/>
               </v:line>
@@ -811,7 +811,7 @@
           </mc:Choice>
           <mc:Fallback>
             <w:pict>
-              <v:line w14:anchorId="5B4F8920" id="Straight Connector 2" o:spid="_x0000_s1026" alt="&quot;&quot;" style="visibility:visible;mso-wrap-style:square;mso-left-percent:-10001;mso-top-percent:-10001;mso-position-horizontal:absolute;mso-position-horizontal-relative:char;mso-position-vertical:absolute;mso-position-vertical-relative:line;mso-left-percent:-10001;mso-top-percent:-10001" from="0,0" to="1in,0" o:gfxdata="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" strokecolor="black [3213]" strokeweight=".5pt">
+              <v:line id="Straight Connector 2" style="visibility:visible;mso-wrap-style:square;mso-left-percent:-10001;mso-top-percent:-10001;mso-position-horizontal:absolute;mso-position-horizontal-relative:char;mso-position-vertical:absolute;mso-position-vertical-relative:line;mso-left-percent:-10001;mso-top-percent:-10001" alt="&quot;&quot;" o:spid="_x0000_s1026" strokecolor="black [3213]" strokeweight=".5pt" o:gfxdata="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" from="0,0" to="1in,0" w14:anchorId="5B4F8920">
                 <v:stroke joinstyle="miter"/>
                 <w10:anchorlock/>
               </v:line>
